--- a/REPORT-OUTLINE.docx
+++ b/REPORT-OUTLINE.docx
@@ -480,6 +480,7 @@
     </w:tbl>
     <w:p>
       <w:pPr>
+        <w:pageBreakBefore w:val="0"/>
         <w:spacing w:after="0"/>
       </w:pPr>
       <w:r>
@@ -487,7 +488,7 @@
           <w:rFonts w:hint="default"/>
           <w:lang w:val="vi-VN"/>
         </w:rPr>
-        <w:t>Huỳnh Thuyên Nam</w:t>
+        <w:t>Huỳnh Thuyên Nam — TV1 — baseline + benchmark + web (Spec 001/002/005)</w:t>
       </w:r>
       <w:r>
         <w:rPr>
@@ -497,7 +498,6 @@
           <w:color w:val="606060"/>
           <w:sz w:val="22"/>
         </w:rPr>
-        <w:t xml:space="preserve"> — TV1 — baseline + benchmark + web (Spec 001/002/005</w:t>
       </w:r>
     </w:p>
     <w:p>
@@ -512,7 +512,7 @@
           <w:color w:val="606060"/>
           <w:sz w:val="22"/>
         </w:rPr>
-        <w:t>Hà Duy A</w:t>
+        <w:t>Hà Duy Anh — TV2 — đánh giá định tính (Spec 003 làn B)</w:t>
       </w:r>
       <w:bookmarkStart w:id="0" w:name="_GoBack"/>
       <w:bookmarkEnd w:id="0"/>
@@ -524,7 +524,6 @@
           <w:color w:val="606060"/>
           <w:sz w:val="22"/>
         </w:rPr>
-        <w:t>nh — TV2 — đánh giá định tính (Spec 003 làn B)</w:t>
       </w:r>
     </w:p>
     <w:p>
@@ -536,7 +535,7 @@
           <w:rFonts w:hint="default"/>
           <w:lang w:val="vi-VN"/>
         </w:rPr>
-        <w:t xml:space="preserve">Phạm Nguyễn Vương Quốc </w:t>
+        <w:t>Phạm Nguyễn Vương Quốc — TV3 — OCR / dịch / render (Spec 004)</w:t>
       </w:r>
       <w:r>
         <w:rPr>
@@ -546,7 +545,6 @@
           <w:color w:val="606060"/>
           <w:sz w:val="22"/>
         </w:rPr>
-        <w:t xml:space="preserve"> — TV3 — OCR / dịch / render (Spec 004)</w:t>
       </w:r>
     </w:p>
     <w:p>
@@ -565,7 +563,7 @@
           <w:color w:val="606060"/>
           <w:sz w:val="22"/>
         </w:rPr>
-        <w:t>Nguyễn Quang Huy — TV4 — )</w:t>
+        <w:t>Nguyễn Quang Huy — TV4 — inpainting (Spec 003 làn A)</w:t>
       </w:r>
       <w:r>
         <w:rPr>
@@ -576,7 +574,6 @@
           <w:sz w:val="22"/>
           <w:lang w:val="vi-VN"/>
         </w:rPr>
-        <w:t xml:space="preserve"> </w:t>
       </w:r>
       <w:r>
         <w:rPr>
@@ -586,7 +583,6 @@
           <w:color w:val="606060"/>
           <w:sz w:val="22"/>
         </w:rPr>
-        <w:t>inpainting (Spec 003 làn A)</w:t>
       </w:r>
     </w:p>
     <w:p>
@@ -608,6 +604,604 @@
       <w:pPr>
         <w:spacing w:after="120"/>
       </w:pPr>
+    </w:p>
+    <w:p>
+      <w:pPr>
+        <w:pageBreakBefore/>
+        <w:spacing w:after="0"/>
+        <w:jc w:val="center"/>
+      </w:pPr>
+      <w:r>
+        <w:rPr>
+          <w:rFonts w:ascii="Times New Roman" w:hAnsi="Times New Roman" w:eastAsia="Times New Roman" w:cs="Times New Roman"/>
+          <w:b/>
+          <w:i w:val="0"/>
+          <w:sz w:val="26"/>
+        </w:rPr>
+        <w:t>TRƯỜNG ĐH CÔNG NGHỆ KỸ THUẬT TP. HỒ CHÍ MINH</w:t>
+      </w:r>
+    </w:p>
+    <w:p>
+      <w:pPr>
+        <w:spacing w:after="720"/>
+        <w:jc w:val="center"/>
+      </w:pPr>
+      <w:r>
+        <w:rPr>
+          <w:rFonts w:ascii="Times New Roman" w:hAnsi="Times New Roman" w:eastAsia="Times New Roman" w:cs="Times New Roman"/>
+          <w:b/>
+          <w:i w:val="0"/>
+          <w:sz w:val="26"/>
+        </w:rPr>
+        <w:t>KHOA CÔNG NGHỆ THÔNG TIN</w:t>
+      </w:r>
+    </w:p>
+    <w:p>
+      <w:pPr>
+        <w:spacing w:after="480"/>
+        <w:jc w:val="center"/>
+      </w:pPr>
+      <w:r>
+        <w:rPr>
+          <w:rFonts w:ascii="Times New Roman" w:hAnsi="Times New Roman" w:eastAsia="Times New Roman" w:cs="Times New Roman"/>
+          <w:b/>
+          <w:i w:val="0"/>
+          <w:sz w:val="26"/>
+        </w:rPr>
+        <w:t>TIỂU LUẬN CUỐI KỲ</w:t>
+      </w:r>
+    </w:p>
+    <w:p>
+      <w:pPr>
+        <w:spacing w:after="240"/>
+        <w:jc w:val="center"/>
+      </w:pPr>
+      <w:r>
+        <w:rPr>
+          <w:rFonts w:ascii="Times New Roman" w:hAnsi="Times New Roman" w:eastAsia="Times New Roman" w:cs="Times New Roman"/>
+          <w:b w:val="0"/>
+          <w:i w:val="0"/>
+          <w:sz w:val="26"/>
+        </w:rPr>
+        <w:t>Môn học: Xử lý ảnh số</w:t>
+      </w:r>
+    </w:p>
+    <w:p>
+      <w:pPr>
+        <w:spacing w:after="720"/>
+        <w:jc w:val="center"/>
+      </w:pPr>
+      <w:r>
+        <w:rPr>
+          <w:rFonts w:ascii="Times New Roman" w:hAnsi="Times New Roman" w:eastAsia="Times New Roman" w:cs="Times New Roman"/>
+          <w:b/>
+          <w:i w:val="0"/>
+          <w:sz w:val="26"/>
+        </w:rPr>
+        <w:t>Tên tiểu luận: Đánh giá so sánh các phương pháp truyền thống và học sâu trong phân đoạn văn bản Manga và dịch Manga từ đầu đến cuối (end-to-end)</w:t>
+      </w:r>
+    </w:p>
+    <w:p>
+      <w:pPr>
+        <w:spacing w:after="480"/>
+        <w:jc w:val="center"/>
+      </w:pPr>
+      <w:r>
+        <w:rPr>
+          <w:rFonts w:ascii="Times New Roman" w:hAnsi="Times New Roman" w:eastAsia="Times New Roman" w:cs="Times New Roman"/>
+          <w:b w:val="0"/>
+          <w:i w:val="0"/>
+          <w:sz w:val="26"/>
+        </w:rPr>
+        <w:t>Giảng viên: PGS.TS. Hoàng Văn Dũng</w:t>
+      </w:r>
+    </w:p>
+    <w:p>
+      <w:pPr>
+        <w:spacing w:after="120"/>
+        <w:jc w:val="center"/>
+      </w:pPr>
+      <w:r>
+        <w:rPr>
+          <w:rFonts w:ascii="Times New Roman" w:hAnsi="Times New Roman" w:eastAsia="Times New Roman" w:cs="Times New Roman"/>
+          <w:b/>
+          <w:i w:val="0"/>
+          <w:sz w:val="26"/>
+        </w:rPr>
+        <w:t>Danh sách sinh viên thực hiện</w:t>
+      </w:r>
+    </w:p>
+    <w:tbl>
+      <w:tblPr>
+        <w:tblStyle w:val="36"/>
+        <w:tblW w:w="0" w:type="auto"/>
+        <w:tblInd w:w="0" w:type="dxa"/>
+        <w:tblBorders>
+          <w:top w:val="single" w:color="auto" w:sz="4" w:space="0"/>
+          <w:left w:val="single" w:color="auto" w:sz="4" w:space="0"/>
+          <w:bottom w:val="single" w:color="auto" w:sz="4" w:space="0"/>
+          <w:right w:val="single" w:color="auto" w:sz="4" w:space="0"/>
+          <w:insideH w:val="single" w:color="auto" w:sz="4" w:space="0"/>
+          <w:insideV w:val="single" w:color="auto" w:sz="4" w:space="0"/>
+        </w:tblBorders>
+        <w:tblLayout w:type="autofit"/>
+        <w:tblCellMar>
+          <w:top w:w="0" w:type="dxa"/>
+          <w:left w:w="108" w:type="dxa"/>
+          <w:bottom w:w="0" w:type="dxa"/>
+          <w:right w:w="108" w:type="dxa"/>
+        </w:tblCellMar>
+      </w:tblPr>
+      <w:tblGrid>
+        <w:gridCol w:w="3024"/>
+        <w:gridCol w:w="3024"/>
+        <w:gridCol w:w="3024"/>
+      </w:tblGrid>
+      <w:tr>
+        <w:tblPrEx>
+          <w:tblBorders>
+            <w:top w:val="single" w:color="auto" w:sz="4" w:space="0"/>
+            <w:left w:val="single" w:color="auto" w:sz="4" w:space="0"/>
+            <w:bottom w:val="single" w:color="auto" w:sz="4" w:space="0"/>
+            <w:right w:val="single" w:color="auto" w:sz="4" w:space="0"/>
+            <w:insideH w:val="single" w:color="auto" w:sz="4" w:space="0"/>
+            <w:insideV w:val="single" w:color="auto" w:sz="4" w:space="0"/>
+          </w:tblBorders>
+          <w:tblCellMar>
+            <w:top w:w="0" w:type="dxa"/>
+            <w:left w:w="108" w:type="dxa"/>
+            <w:bottom w:w="0" w:type="dxa"/>
+            <w:right w:w="108" w:type="dxa"/>
+          </w:tblCellMar>
+        </w:tblPrEx>
+        <w:tc>
+          <w:tcPr>
+            <w:tcW w:w="3024" w:type="dxa"/>
+          </w:tcPr>
+          <w:p>
+            <w:pPr>
+              <w:spacing w:after="40" w:line="240" w:lineRule="auto"/>
+            </w:pPr>
+            <w:r>
+              <w:rPr>
+                <w:rFonts w:ascii="Times New Roman" w:hAnsi="Times New Roman" w:eastAsia="Times New Roman" w:cs="Times New Roman"/>
+                <w:b/>
+                <w:sz w:val="24"/>
+              </w:rPr>
+              <w:t>Mã số SV</w:t>
+            </w:r>
+          </w:p>
+        </w:tc>
+        <w:tc>
+          <w:tcPr>
+            <w:tcW w:w="3024" w:type="dxa"/>
+          </w:tcPr>
+          <w:p>
+            <w:pPr>
+              <w:spacing w:after="40" w:line="240" w:lineRule="auto"/>
+            </w:pPr>
+            <w:r>
+              <w:rPr>
+                <w:rFonts w:ascii="Times New Roman" w:hAnsi="Times New Roman" w:eastAsia="Times New Roman" w:cs="Times New Roman"/>
+                <w:b/>
+                <w:sz w:val="24"/>
+              </w:rPr>
+              <w:t>Họ và tên</w:t>
+            </w:r>
+          </w:p>
+        </w:tc>
+        <w:tc>
+          <w:tcPr>
+            <w:tcW w:w="3024" w:type="dxa"/>
+          </w:tcPr>
+          <w:p>
+            <w:pPr>
+              <w:spacing w:after="40" w:line="240" w:lineRule="auto"/>
+            </w:pPr>
+            <w:r>
+              <w:rPr>
+                <w:rFonts w:ascii="Times New Roman" w:hAnsi="Times New Roman" w:eastAsia="Times New Roman" w:cs="Times New Roman"/>
+                <w:b/>
+                <w:sz w:val="24"/>
+              </w:rPr>
+              <w:t>Mức độ đóng góp (%)</w:t>
+            </w:r>
+          </w:p>
+        </w:tc>
+      </w:tr>
+      <w:tr>
+        <w:tblPrEx>
+          <w:tblBorders>
+            <w:top w:val="single" w:color="auto" w:sz="4" w:space="0"/>
+            <w:left w:val="single" w:color="auto" w:sz="4" w:space="0"/>
+            <w:bottom w:val="single" w:color="auto" w:sz="4" w:space="0"/>
+            <w:right w:val="single" w:color="auto" w:sz="4" w:space="0"/>
+            <w:insideH w:val="single" w:color="auto" w:sz="4" w:space="0"/>
+            <w:insideV w:val="single" w:color="auto" w:sz="4" w:space="0"/>
+          </w:tblBorders>
+          <w:tblCellMar>
+            <w:top w:w="0" w:type="dxa"/>
+            <w:left w:w="108" w:type="dxa"/>
+            <w:bottom w:w="0" w:type="dxa"/>
+            <w:right w:w="108" w:type="dxa"/>
+          </w:tblCellMar>
+        </w:tblPrEx>
+        <w:tc>
+          <w:tcPr>
+            <w:tcW w:w="3024" w:type="dxa"/>
+          </w:tcPr>
+          <w:p>
+            <w:pPr>
+              <w:spacing w:after="40" w:line="240" w:lineRule="auto"/>
+              <w:rPr>
+                <w:rFonts w:hint="default"/>
+                <w:lang w:val="vi-VN"/>
+              </w:rPr>
+            </w:pPr>
+            <w:r>
+              <w:rPr>
+                <w:rFonts w:hint="default"/>
+                <w:lang w:val="vi-VN"/>
+              </w:rPr>
+              <w:t>24110109</w:t>
+            </w:r>
+          </w:p>
+        </w:tc>
+        <w:tc>
+          <w:tcPr>
+            <w:tcW w:w="3024" w:type="dxa"/>
+          </w:tcPr>
+          <w:p>
+            <w:pPr>
+              <w:spacing w:after="40" w:line="240" w:lineRule="auto"/>
+              <w:rPr>
+                <w:rFonts w:hint="default"/>
+                <w:lang w:val="vi-VN"/>
+              </w:rPr>
+            </w:pPr>
+            <w:r>
+              <w:rPr>
+                <w:rFonts w:hint="default"/>
+                <w:lang w:val="vi-VN"/>
+              </w:rPr>
+              <w:t>Huỳnh Thuyên Nam</w:t>
+            </w:r>
+          </w:p>
+        </w:tc>
+        <w:tc>
+          <w:tcPr>
+            <w:tcW w:w="3024" w:type="dxa"/>
+          </w:tcPr>
+          <w:p>
+            <w:pPr>
+              <w:spacing w:after="40" w:line="240" w:lineRule="auto"/>
+              <w:rPr>
+                <w:rFonts w:hint="default"/>
+                <w:lang w:val="vi-VN"/>
+              </w:rPr>
+            </w:pPr>
+            <w:r>
+              <w:rPr>
+                <w:rFonts w:hint="default"/>
+                <w:lang w:val="vi-VN"/>
+              </w:rPr>
+              <w:t>100%</w:t>
+            </w:r>
+          </w:p>
+        </w:tc>
+      </w:tr>
+      <w:tr>
+        <w:tblPrEx>
+          <w:tblBorders>
+            <w:top w:val="single" w:color="auto" w:sz="4" w:space="0"/>
+            <w:left w:val="single" w:color="auto" w:sz="4" w:space="0"/>
+            <w:bottom w:val="single" w:color="auto" w:sz="4" w:space="0"/>
+            <w:right w:val="single" w:color="auto" w:sz="4" w:space="0"/>
+            <w:insideH w:val="single" w:color="auto" w:sz="4" w:space="0"/>
+            <w:insideV w:val="single" w:color="auto" w:sz="4" w:space="0"/>
+          </w:tblBorders>
+          <w:tblCellMar>
+            <w:top w:w="0" w:type="dxa"/>
+            <w:left w:w="108" w:type="dxa"/>
+            <w:bottom w:w="0" w:type="dxa"/>
+            <w:right w:w="108" w:type="dxa"/>
+          </w:tblCellMar>
+        </w:tblPrEx>
+        <w:tc>
+          <w:tcPr>
+            <w:tcW w:w="3024" w:type="dxa"/>
+          </w:tcPr>
+          <w:p>
+            <w:pPr>
+              <w:spacing w:after="40" w:line="240" w:lineRule="auto"/>
+            </w:pPr>
+          </w:p>
+        </w:tc>
+        <w:tc>
+          <w:tcPr>
+            <w:tcW w:w="3024" w:type="dxa"/>
+          </w:tcPr>
+          <w:p>
+            <w:pPr>
+              <w:spacing w:after="40" w:line="240" w:lineRule="auto"/>
+              <w:rPr>
+                <w:rFonts w:hint="default"/>
+                <w:lang w:val="vi-VN"/>
+              </w:rPr>
+            </w:pPr>
+            <w:r>
+              <w:rPr>
+                <w:rFonts w:hint="default"/>
+                <w:lang w:val="vi-VN"/>
+              </w:rPr>
+              <w:t xml:space="preserve">Phạm Nguyễn Vương Quốc </w:t>
+            </w:r>
+          </w:p>
+        </w:tc>
+        <w:tc>
+          <w:tcPr>
+            <w:tcW w:w="3024" w:type="dxa"/>
+          </w:tcPr>
+          <w:p>
+            <w:pPr>
+              <w:spacing w:after="40" w:line="240" w:lineRule="auto"/>
+            </w:pPr>
+            <w:r>
+              <w:rPr>
+                <w:rFonts w:hint="default"/>
+                <w:lang w:val="vi-VN"/>
+              </w:rPr>
+              <w:t>100%</w:t>
+            </w:r>
+          </w:p>
+        </w:tc>
+      </w:tr>
+      <w:tr>
+        <w:tblPrEx>
+          <w:tblBorders>
+            <w:top w:val="single" w:color="auto" w:sz="4" w:space="0"/>
+            <w:left w:val="single" w:color="auto" w:sz="4" w:space="0"/>
+            <w:bottom w:val="single" w:color="auto" w:sz="4" w:space="0"/>
+            <w:right w:val="single" w:color="auto" w:sz="4" w:space="0"/>
+            <w:insideH w:val="single" w:color="auto" w:sz="4" w:space="0"/>
+            <w:insideV w:val="single" w:color="auto" w:sz="4" w:space="0"/>
+          </w:tblBorders>
+          <w:tblCellMar>
+            <w:top w:w="0" w:type="dxa"/>
+            <w:left w:w="108" w:type="dxa"/>
+            <w:bottom w:w="0" w:type="dxa"/>
+            <w:right w:w="108" w:type="dxa"/>
+          </w:tblCellMar>
+        </w:tblPrEx>
+        <w:tc>
+          <w:tcPr>
+            <w:tcW w:w="3024" w:type="dxa"/>
+          </w:tcPr>
+          <w:p>
+            <w:pPr>
+              <w:spacing w:after="40" w:line="240" w:lineRule="auto"/>
+            </w:pPr>
+          </w:p>
+        </w:tc>
+        <w:tc>
+          <w:tcPr>
+            <w:tcW w:w="3024" w:type="dxa"/>
+          </w:tcPr>
+          <w:p>
+            <w:pPr>
+              <w:spacing w:after="40" w:line="240" w:lineRule="auto"/>
+            </w:pPr>
+            <w:r>
+              <w:rPr>
+                <w:rFonts w:ascii="Times New Roman" w:hAnsi="Times New Roman" w:eastAsia="Times New Roman" w:cs="Times New Roman"/>
+                <w:sz w:val="24"/>
+              </w:rPr>
+              <w:t>Hà Duy Anh</w:t>
+            </w:r>
+          </w:p>
+        </w:tc>
+        <w:tc>
+          <w:tcPr>
+            <w:tcW w:w="3024" w:type="dxa"/>
+          </w:tcPr>
+          <w:p>
+            <w:pPr>
+              <w:spacing w:after="40" w:line="240" w:lineRule="auto"/>
+            </w:pPr>
+            <w:r>
+              <w:rPr>
+                <w:rFonts w:hint="default"/>
+                <w:lang w:val="vi-VN"/>
+              </w:rPr>
+              <w:t>100%</w:t>
+            </w:r>
+          </w:p>
+        </w:tc>
+      </w:tr>
+      <w:tr>
+        <w:tblPrEx>
+          <w:tblBorders>
+            <w:top w:val="single" w:color="auto" w:sz="4" w:space="0"/>
+            <w:left w:val="single" w:color="auto" w:sz="4" w:space="0"/>
+            <w:bottom w:val="single" w:color="auto" w:sz="4" w:space="0"/>
+            <w:right w:val="single" w:color="auto" w:sz="4" w:space="0"/>
+            <w:insideH w:val="single" w:color="auto" w:sz="4" w:space="0"/>
+            <w:insideV w:val="single" w:color="auto" w:sz="4" w:space="0"/>
+          </w:tblBorders>
+          <w:tblCellMar>
+            <w:top w:w="0" w:type="dxa"/>
+            <w:left w:w="108" w:type="dxa"/>
+            <w:bottom w:w="0" w:type="dxa"/>
+            <w:right w:w="108" w:type="dxa"/>
+          </w:tblCellMar>
+        </w:tblPrEx>
+        <w:tc>
+          <w:tcPr>
+            <w:tcW w:w="3024" w:type="dxa"/>
+          </w:tcPr>
+          <w:p>
+            <w:pPr>
+              <w:spacing w:after="40" w:line="240" w:lineRule="auto"/>
+            </w:pPr>
+          </w:p>
+        </w:tc>
+        <w:tc>
+          <w:tcPr>
+            <w:tcW w:w="3024" w:type="dxa"/>
+          </w:tcPr>
+          <w:p>
+            <w:pPr>
+              <w:spacing w:after="40" w:line="240" w:lineRule="auto"/>
+            </w:pPr>
+            <w:r>
+              <w:rPr>
+                <w:rFonts w:ascii="Times New Roman" w:hAnsi="Times New Roman" w:eastAsia="Times New Roman" w:cs="Times New Roman"/>
+                <w:sz w:val="24"/>
+              </w:rPr>
+              <w:t>Nguyễn Quang Huy</w:t>
+            </w:r>
+          </w:p>
+        </w:tc>
+        <w:tc>
+          <w:tcPr>
+            <w:tcW w:w="3024" w:type="dxa"/>
+          </w:tcPr>
+          <w:p>
+            <w:pPr>
+              <w:spacing w:after="40" w:line="240" w:lineRule="auto"/>
+            </w:pPr>
+            <w:r>
+              <w:rPr>
+                <w:rFonts w:hint="default"/>
+                <w:lang w:val="vi-VN"/>
+              </w:rPr>
+              <w:t>100%</w:t>
+            </w:r>
+          </w:p>
+        </w:tc>
+      </w:tr>
+    </w:tbl>
+    <w:p>
+      <w:pPr>
+        <w:pageBreakBefore w:val="0"/>
+        <w:spacing w:after="0"/>
+      </w:pPr>
+      <w:r>
+        <w:rPr>
+          <w:rFonts w:hint="default"/>
+          <w:lang w:val="vi-VN"/>
+        </w:rPr>
+        <w:t>Huỳnh Thuyên Nam — TV1 — baseline + benchmark + web (Spec 001/002/005)</w:t>
+      </w:r>
+      <w:r>
+        <w:rPr>
+          <w:rFonts w:ascii="Times New Roman" w:hAnsi="Times New Roman" w:eastAsia="Times New Roman" w:cs="Times New Roman"/>
+          <w:b w:val="0"/>
+          <w:i/>
+          <w:color w:val="606060"/>
+          <w:sz w:val="22"/>
+        </w:rPr>
+      </w:r>
+    </w:p>
+    <w:p>
+      <w:pPr>
+        <w:spacing w:after="0"/>
+      </w:pPr>
+      <w:r>
+        <w:rPr>
+          <w:rFonts w:ascii="Times New Roman" w:hAnsi="Times New Roman" w:eastAsia="Times New Roman" w:cs="Times New Roman"/>
+          <w:b w:val="0"/>
+          <w:i/>
+          <w:color w:val="606060"/>
+          <w:sz w:val="22"/>
+        </w:rPr>
+        <w:t>Hà Duy Anh — TV2 — đánh giá định tính (Spec 003 làn B)</w:t>
+      </w:r>
+      <w:bookmarkStart w:id="0" w:name="_GoBack"/>
+      <w:bookmarkEnd w:id="0"/>
+      <w:r>
+        <w:rPr>
+          <w:rFonts w:ascii="Times New Roman" w:hAnsi="Times New Roman" w:eastAsia="Times New Roman" w:cs="Times New Roman"/>
+          <w:b w:val="0"/>
+          <w:i/>
+          <w:color w:val="606060"/>
+          <w:sz w:val="22"/>
+        </w:rPr>
+      </w:r>
+    </w:p>
+    <w:p>
+      <w:pPr>
+        <w:spacing w:after="0"/>
+      </w:pPr>
+      <w:r>
+        <w:rPr>
+          <w:rFonts w:hint="default"/>
+          <w:lang w:val="vi-VN"/>
+        </w:rPr>
+        <w:t>Phạm Nguyễn Vương Quốc — TV3 — OCR / dịch / render (Spec 004)</w:t>
+      </w:r>
+      <w:r>
+        <w:rPr>
+          <w:rFonts w:ascii="Times New Roman" w:hAnsi="Times New Roman" w:eastAsia="Times New Roman" w:cs="Times New Roman"/>
+          <w:b w:val="0"/>
+          <w:i/>
+          <w:color w:val="606060"/>
+          <w:sz w:val="22"/>
+        </w:rPr>
+      </w:r>
+    </w:p>
+    <w:p>
+      <w:pPr>
+        <w:spacing w:after="0"/>
+        <w:rPr>
+          <w:rFonts w:hint="default"/>
+          <w:lang w:val="vi-VN"/>
+        </w:rPr>
+      </w:pPr>
+      <w:r>
+        <w:rPr>
+          <w:rFonts w:ascii="Times New Roman" w:hAnsi="Times New Roman" w:eastAsia="Times New Roman" w:cs="Times New Roman"/>
+          <w:b w:val="0"/>
+          <w:i/>
+          <w:color w:val="606060"/>
+          <w:sz w:val="22"/>
+        </w:rPr>
+        <w:t>Nguyễn Quang Huy — TV4 — inpainting (Spec 003 làn A)</w:t>
+      </w:r>
+      <w:r>
+        <w:rPr>
+          <w:rFonts w:hint="default" w:cs="Times New Roman"/>
+          <w:b w:val="0"/>
+          <w:i/>
+          <w:color w:val="606060"/>
+          <w:sz w:val="22"/>
+          <w:lang w:val="vi-VN"/>
+        </w:rPr>
+      </w:r>
+      <w:r>
+        <w:rPr>
+          <w:rFonts w:ascii="Times New Roman" w:hAnsi="Times New Roman" w:eastAsia="Times New Roman" w:cs="Times New Roman"/>
+          <w:b w:val="0"/>
+          <w:i/>
+          <w:color w:val="606060"/>
+          <w:sz w:val="22"/>
+        </w:rPr>
+      </w:r>
+    </w:p>
+    <w:p>
+      <w:pPr>
+        <w:spacing w:after="120"/>
+        <w:jc w:val="center"/>
+      </w:pPr>
+      <w:r>
+        <w:rPr>
+          <w:rFonts w:ascii="Times New Roman" w:hAnsi="Times New Roman" w:eastAsia="Times New Roman" w:cs="Times New Roman"/>
+          <w:b w:val="0"/>
+          <w:i w:val="0"/>
+          <w:sz w:val="26"/>
+        </w:rPr>
+        <w:t>TP. Hồ Chí Minh, tháng 10 năm 2026</w:t>
+      </w:r>
     </w:p>
     <w:p>
       <w:pPr>
@@ -1617,7 +2211,7 @@
                 <w:rFonts w:ascii="Times New Roman" w:hAnsi="Times New Roman" w:eastAsia="Times New Roman" w:cs="Times New Roman"/>
                 <w:sz w:val="24"/>
               </w:rPr>
-              <w:t>TV4</w:t>
+              <w:t>TV1</w:t>
             </w:r>
           </w:p>
         </w:tc>
@@ -1703,7 +2297,7 @@
                 <w:rFonts w:ascii="Times New Roman" w:hAnsi="Times New Roman" w:eastAsia="Times New Roman" w:cs="Times New Roman"/>
                 <w:sz w:val="24"/>
               </w:rPr>
-              <w:t>TV4</w:t>
+              <w:t>TV1</w:t>
             </w:r>
           </w:p>
         </w:tc>
@@ -1789,7 +2383,7 @@
                 <w:rFonts w:ascii="Times New Roman" w:hAnsi="Times New Roman" w:eastAsia="Times New Roman" w:cs="Times New Roman"/>
                 <w:sz w:val="24"/>
               </w:rPr>
-              <w:t>TV1</w:t>
+              <w:t>TV4</w:t>
             </w:r>
           </w:p>
         </w:tc>
@@ -2047,7 +2641,7 @@
                 <w:rFonts w:ascii="Times New Roman" w:hAnsi="Times New Roman" w:eastAsia="Times New Roman" w:cs="Times New Roman"/>
                 <w:sz w:val="24"/>
               </w:rPr>
-              <w:t>TV4</w:t>
+              <w:t>TV1</w:t>
             </w:r>
           </w:p>
         </w:tc>
@@ -2563,7 +3157,7 @@
                 <w:rFonts w:ascii="Times New Roman" w:hAnsi="Times New Roman" w:eastAsia="Times New Roman" w:cs="Times New Roman"/>
                 <w:sz w:val="24"/>
               </w:rPr>
-              <w:t>TV4</w:t>
+              <w:t>TV1</w:t>
             </w:r>
           </w:p>
         </w:tc>
@@ -2789,7 +3383,7 @@
                 <w:rFonts w:ascii="Times New Roman" w:hAnsi="Times New Roman" w:eastAsia="Times New Roman" w:cs="Times New Roman"/>
                 <w:sz w:val="24"/>
               </w:rPr>
-              <w:t>TV4</w:t>
+              <w:t>TV1</w:t>
             </w:r>
           </w:p>
         </w:tc>
@@ -2961,7 +3555,7 @@
                 <w:rFonts w:ascii="Times New Roman" w:hAnsi="Times New Roman" w:eastAsia="Times New Roman" w:cs="Times New Roman"/>
                 <w:sz w:val="24"/>
               </w:rPr>
-              <w:t>TV4</w:t>
+              <w:t>TV1</w:t>
             </w:r>
           </w:p>
         </w:tc>
@@ -3047,7 +3641,7 @@
                 <w:rFonts w:ascii="Times New Roman" w:hAnsi="Times New Roman" w:eastAsia="Times New Roman" w:cs="Times New Roman"/>
                 <w:sz w:val="24"/>
               </w:rPr>
-              <w:t>TV1</w:t>
+              <w:t>TV4</w:t>
             </w:r>
           </w:p>
         </w:tc>
@@ -3391,7 +3985,7 @@
                 <w:rFonts w:ascii="Times New Roman" w:hAnsi="Times New Roman" w:eastAsia="Times New Roman" w:cs="Times New Roman"/>
                 <w:sz w:val="24"/>
               </w:rPr>
-              <w:t>TV4</w:t>
+              <w:t>TV1</w:t>
             </w:r>
           </w:p>
         </w:tc>
@@ -3480,7 +4074,7 @@
           <w:color w:val="606060"/>
           <w:sz w:val="22"/>
         </w:rPr>
-        <w:t>Người viết: [TV4]   ·   Nguồn: đề cương mục 1</w:t>
+        <w:t>Người viết: [TV1]   ·   Nguồn: đề cương mục 1</w:t>
       </w:r>
     </w:p>
     <w:p>
@@ -3512,7 +4106,7 @@
           <w:color w:val="606060"/>
           <w:sz w:val="22"/>
         </w:rPr>
-        <w:t>Người viết: [TV4]   ·   Nguồn: đề cương mục 2</w:t>
+        <w:t>Người viết: [TV1]   ·   Nguồn: đề cương mục 2</w:t>
       </w:r>
     </w:p>
     <w:p>
@@ -3559,7 +4153,7 @@
           <w:color w:val="606060"/>
           <w:sz w:val="22"/>
         </w:rPr>
-        <w:t>Người viết: [TV4]   ·   Nguồn: đề cương mục 3; README.md; ONBOARDING.md</w:t>
+        <w:t>Người viết: [TV1]   ·   Nguồn: đề cương mục 3; README.md; ONBOARDING.md</w:t>
       </w:r>
     </w:p>
     <w:p>
@@ -3608,7 +4202,7 @@
           <w:color w:val="606060"/>
           <w:sz w:val="22"/>
         </w:rPr>
-        <w:t>Người viết: [TV4]   ·   Nguồn: README.md; deliverables/spec002/run.json; outputs/inpainting/spec003-main/performance.json</w:t>
+        <w:t>Người viết: [TV1]   ·   Nguồn: README.md; deliverables/spec002/run.json; outputs/inpainting/spec003-main/performance.json</w:t>
       </w:r>
     </w:p>
     <w:p>
@@ -3640,7 +4234,7 @@
           <w:color w:val="606060"/>
           <w:sz w:val="22"/>
         </w:rPr>
-        <w:t>Người viết: [TV4]   ·   Nguồn: src/manga_text_seg/ (Spec 001); outputs/segmentation/default/metrics.csv; Gonzalez &amp; Woods</w:t>
+        <w:t>Người viết: [TV1]   ·   Nguồn: src/manga_text_seg/ (Spec 001); outputs/segmentation/default/metrics.csv; Gonzalez &amp; Woods</w:t>
       </w:r>
     </w:p>
     <w:p>
@@ -3687,7 +4281,7 @@
           <w:color w:val="606060"/>
           <w:sz w:val="22"/>
         </w:rPr>
-        <w:t>Người viết: [TV1]   ·   Nguồn: notebooks/deliverables/manga-text-segmentation/README.md; benchmark/availability.json</w:t>
+        <w:t>Người viết: [TV4]   ·   Nguồn: notebooks/deliverables/manga-text-segmentation/README.md; benchmark/availability.json</w:t>
       </w:r>
     </w:p>
     <w:p>
@@ -3813,7 +4407,7 @@
           <w:color w:val="606060"/>
           <w:sz w:val="22"/>
         </w:rPr>
-        <w:t>Người viết: [TV1]   ·   Nguồn: src/manga_text_seg/inpaint.py; configs/inpainting.json</w:t>
+        <w:t>Người viết: [TV4]   ·   Nguồn: src/manga_text_seg/inpaint.py; configs/inpainting.json</w:t>
       </w:r>
     </w:p>
     <w:p>
@@ -3909,7 +4503,7 @@
           <w:color w:val="606060"/>
           <w:sz w:val="22"/>
         </w:rPr>
-        <w:t>Người viết: [TV4]   ·   Nguồn: README.md (khối pipeline); specs/002-*/spec.md</w:t>
+        <w:t>Người viết: [TV1]   ·   Nguồn: README.md (khối pipeline); specs/002-*/spec.md</w:t>
       </w:r>
     </w:p>
     <w:p>
@@ -3956,7 +4550,7 @@
           <w:color w:val="606060"/>
           <w:sz w:val="22"/>
         </w:rPr>
-        <w:t>Người viết: [TV4]   ·   Nguồn: src/manga_text_seg/ (Spec 001); outputs/segmentation/default/metrics.csv</w:t>
+        <w:t>Người viết: [TV1]   ·   Nguồn: src/manga_text_seg/ (Spec 001); outputs/segmentation/default/metrics.csv</w:t>
       </w:r>
     </w:p>
     <w:p>
@@ -4003,7 +4597,7 @@
           <w:color w:val="606060"/>
           <w:sz w:val="22"/>
         </w:rPr>
-        <w:t>Người viết: [TV4]   ·   Nguồn: ONBOARDING.md §2, §7, §8; benchmark/availability.json; deliverables/spec002/run.json</w:t>
+        <w:t>Người viết: [TV1]   ·   Nguồn: ONBOARDING.md §2, §7, §8; benchmark/availability.json; deliverables/spec002/run.json</w:t>
       </w:r>
     </w:p>
     <w:p>
@@ -4050,7 +4644,7 @@
           <w:color w:val="606060"/>
           <w:sz w:val="22"/>
         </w:rPr>
-        <w:t>Người viết: [TV1]   ·   Nguồn: configs/inpainting.json; outputs/inpainting/spec003-main/run.json</w:t>
+        <w:t>Người viết: [TV4]   ·   Nguồn: configs/inpainting.json; outputs/inpainting/spec003-main/run.json</w:t>
       </w:r>
     </w:p>
     <w:p>
@@ -4176,7 +4770,7 @@
           <w:color w:val="606060"/>
           <w:sz w:val="22"/>
         </w:rPr>
-        <w:t>Người viết: [TV4]   ·   Nguồn: src/manga_text_seg/web/demo.py, schemas.py, security.py; web-ui/index.html; stitch_manga_translation_pipeline_workbench/</w:t>
+        <w:t>Người viết: [TV1]   ·   Nguồn: src/manga_text_seg/web/demo.py, schemas.py, security.py; web-ui/index.html; stitch_manga_translation_pipeline_workbench/</w:t>
       </w:r>
     </w:p>
     <w:p>
@@ -4240,7 +4834,7 @@
           <w:color w:val="606060"/>
           <w:sz w:val="22"/>
         </w:rPr>
-        <w:t>Người viết: [TV4]   ·   Nguồn: benchmark/; deliverables/spec002/run.json; đề cương mục 5.1, 5.3</w:t>
+        <w:t>Người viết: [TV1]   ·   Nguồn: benchmark/; deliverables/spec002/run.json; đề cương mục 5.1, 5.3</w:t>
       </w:r>
     </w:p>
     <w:p>
@@ -4334,7 +4928,7 @@
           <w:color w:val="606060"/>
           <w:sz w:val="22"/>
         </w:rPr>
-        <w:t>Người viết: [TV4] (bảng), [TV1][TV2][TV3] (đọc số của mình)   ·   Nguồn: deliverables/spec002/comparison.csv, comparison.json, run.json</w:t>
+        <w:t>Người viết: [TV1] (bảng), [TV4][TV2][TV3] (đọc số của mình)   ·   Nguồn: deliverables/spec002/comparison.csv, comparison.json, run.json</w:t>
       </w:r>
     </w:p>
     <w:p>
@@ -5826,7 +6420,7 @@
           <w:color w:val="606060"/>
           <w:sz w:val="22"/>
         </w:rPr>
-        <w:t>Người viết: [TV1]   ·   Nguồn: benchmark/availability.json; REISSUE.md; notebooks/deliverables/manga-text-segmentation/</w:t>
+        <w:t>Người viết: [TV4]   ·   Nguồn: benchmark/availability.json; REISSUE.md; notebooks/deliverables/manga-text-segmentation/</w:t>
       </w:r>
     </w:p>
     <w:p>
@@ -5967,7 +6561,7 @@
           <w:color w:val="606060"/>
           <w:sz w:val="22"/>
         </w:rPr>
-        <w:t>Người viết: [TV4]   ·   Nguồn: deliverables/spec002/comparison.csv; outputs/segmentation/default/metrics.csv</w:t>
+        <w:t>Người viết: [TV1]   ·   Nguồn: deliverables/spec002/comparison.csv; outputs/segmentation/default/metrics.csv</w:t>
       </w:r>
     </w:p>
     <w:p>
@@ -6031,7 +6625,7 @@
           <w:color w:val="606060"/>
           <w:sz w:val="22"/>
         </w:rPr>
-        <w:t>Người viết: [TV1]   ·   Nguồn: outputs/inpainting/spec003-main/performance.json</w:t>
+        <w:t>Người viết: [TV4]   ·   Nguồn: outputs/inpainting/spec003-main/performance.json</w:t>
       </w:r>
     </w:p>
     <w:p>
@@ -7844,7 +8438,7 @@
           <w:color w:val="606060"/>
           <w:sz w:val="22"/>
         </w:rPr>
-        <w:t>Người viết: [TV4]   ·   Nguồn: README.md; src/manga_text_seg/cli.py; web-ui/index.html</w:t>
+        <w:t>Người viết: [TV1]   ·   Nguồn: README.md; src/manga_text_seg/cli.py; web-ui/index.html</w:t>
       </w:r>
     </w:p>
     <w:p>
@@ -8048,7 +8642,7 @@
           <w:color w:val="606060"/>
           <w:sz w:val="22"/>
         </w:rPr>
-        <w:t>Người viết: [CHUNG], TV4 chốt   ·   Nguồn: —</w:t>
+        <w:t>Người viết: [CHUNG], TV1 chốt   ·   Nguồn: —</w:t>
       </w:r>
     </w:p>
     <w:p>
@@ -8063,7 +8657,7 @@
           <w:color w:val="A03010"/>
           <w:sz w:val="22"/>
         </w:rPr>
-        <w:t>⚠ Mỗi người 2–3 gạch đầu dòng cho phần mình, TV4 gộp và viết đoạn mở/đoạn kết. Kết luận kỹ thuật trung thực cần có: adaptive vượt comic-text-detector về IoU/F1 nhưng thua UNet++ — mà UNet++ nhiễm bẩn hoàn toàn nên không thể dùng để khẳng định ưu thế của học sâu.</w:t>
+        <w:t>⚠ Mỗi người 2–3 gạch đầu dòng cho phần mình, TV1 gộp và viết đoạn mở/đoạn kết. Kết luận kỹ thuật trung thực cần có: adaptive vượt comic-text-detector về IoU/F1 nhưng thua UNet++ — mà UNet++ nhiễm bẩn hoàn toàn nên không thể dùng để khẳng định ưu thế của học sâu.</w:t>
       </w:r>
     </w:p>
     <w:p>

--- a/REPORT-OUTLINE.docx
+++ b/REPORT-OUTLINE.docx
@@ -4121,7 +4121,7 @@
           <w:color w:val="A03010"/>
           <w:sz w:val="22"/>
         </w:rPr>
-        <w:t>⚠ Năm mục tiêu, mỗi mục ghi rõ đã đạt hay chưa. Mục tiêu 2 chỉ ĐẠT MỘT PHẦN — Manga-Text-Segmentation không chấm được (mục 7.1 của outline).</w:t>
+        <w:t>⚠ Năm mục tiêu, mỗi mục ghi rõ đã đạt hay chưa. Mục tiêu 2 chỉ ĐẠT MỘT PHẦN — Manga-Text-Segmentation không chấm được (Phụ lục A.1).</w:t>
       </w:r>
     </w:p>
     <w:p>
@@ -4296,7 +4296,7 @@
           <w:color w:val="A03010"/>
           <w:sz w:val="22"/>
         </w:rPr>
-        <w:t>⚠ Kết mục bằng câu chuyển ý: phương pháp đã vào quy trình nhưng KHÔNG chấm được điểm (mục 7.1, 4.4.1).</w:t>
+        <w:t>⚠ Kết mục bằng câu chuyển ý: phương pháp đã vào quy trình nhưng KHÔNG chấm được điểm (Phụ lục A.1, 4.4.1).</w:t>
       </w:r>
     </w:p>
     <w:p>
@@ -4375,7 +4375,7 @@
           <w:color w:val="A03010"/>
           <w:sz w:val="22"/>
         </w:rPr>
-        <w:t>⚠ Nói trước cảnh báo nhiễm bẩn dữ liệu ở đây; phân tích ở 4.4.3 và mục 7.2.</w:t>
+        <w:t>⚠ Nói trước cảnh báo nhiễm bẩn dữ liệu ở đây; phân tích ở 4.4.3 và Phụ lục A.2.</w:t>
       </w:r>
     </w:p>
     <w:p>
@@ -4691,7 +4691,7 @@
           <w:color w:val="A03010"/>
           <w:sz w:val="22"/>
         </w:rPr>
-        <w:t>⚠ Bốn quy tắc × 5 trang: highest_iou_f1, lowest_iou_f1, most_false_positives, most_false_negatives. Quy tắc thứ năm manual_artifact_flags hiện TRỐNG (shortfall: 5) — xem mục 7.4.</w:t>
+        <w:t>⚠ Bốn quy tắc × 5 trang: highest_iou_f1, lowest_iou_f1, most_false_positives, most_false_negatives. Quy tắc thứ năm manual_artifact_flags hiện TRỐNG (shortfall: 5) — xem Phụ lục A.4.</w:t>
       </w:r>
     </w:p>
     <w:p>
@@ -4738,7 +4738,7 @@
           <w:color w:val="A03010"/>
           <w:sz w:val="22"/>
         </w:rPr>
-        <w:t>⚠ Ghi provider/model nhưng TUYỆT ĐỐI không ghi giá trị khoá API (mục 7.5).</w:t>
+        <w:t>⚠ Ghi provider/model nhưng TUYỆT ĐỐI không ghi giá trị khoá API (Phụ lục A.5).</w:t>
       </w:r>
     </w:p>
     <w:p>
@@ -4849,7 +4849,7 @@
           <w:color w:val="A03010"/>
           <w:sz w:val="22"/>
         </w:rPr>
-        <w:t>⚠ 390 ảnh / 45 manga. KHÔNG dùng Pixel Accuracy. KHÔNG dùng PSNR/SSIM cho inpainting. Thư mục data/no-need-to-read/ nằm ngoài phạm vi, không được đọc (mục 7.6).</w:t>
+        <w:t>⚠ 390 ảnh / 45 manga. KHÔNG dùng Pixel Accuracy. KHÔNG dùng PSNR/SSIM cho inpainting. Thư mục data/no-need-to-read/ nằm ngoài phạm vi, không được đọc (Phụ lục A.6).</w:t>
       </w:r>
     </w:p>
     <w:p>
@@ -4943,7 +4943,7 @@
           <w:color w:val="A03010"/>
           <w:sz w:val="22"/>
         </w:rPr>
-        <w:t>⚠ Phải ghi kèm ngay dưới bảng: độ lệch chuẩn từng chỉ số (IoU của UNet++ có std 0.1219 — phân tán rất lớn); cột công bố nhiễm bẩn; dòng Manga-Text-Segmentation ghi rõ lý do không chấm (mục 7.1).</w:t>
+        <w:t>⚠ Phải ghi kèm ngay dưới bảng: độ lệch chuẩn từng chỉ số (IoU của UNet++ có std 0.1219 — phân tán rất lớn); cột công bố nhiễm bẩn; dòng Manga-Text-Segmentation ghi rõ lý do không chấm (Phụ lục A.1).</w:t>
       </w:r>
     </w:p>
     <w:tbl>
@@ -6435,7 +6435,7 @@
           <w:color w:val="A03010"/>
           <w:sz w:val="22"/>
         </w:rPr>
-        <w:t>⚠ Thiếu 5 checkpoint fold (~344 MB mỗi file), không xác nhận được revision đã ghim de8f148c78978d70ad0e0ae3242566da6d70f3a5 → chọn REISSUE Path 1, trạng thái unavailable. Đây là kết quả âm hợp lệ, báo cáo trung thực (mục 7.1). Không suy diễn, không lấy số từ nguồn khác, không bỏ dòng khỏi bảng.</w:t>
+        <w:t>⚠ Thiếu 5 checkpoint fold (~344 MB mỗi file), không xác nhận được revision đã ghim de8f148c78978d70ad0e0ae3242566da6d70f3a5 → chọn REISSUE Path 1, trạng thái unavailable. Đây là kết quả âm hợp lệ, báo cáo trung thực (Phụ lục A.1). Không suy diễn, không lấy số từ nguồn khác, không bỏ dòng khỏi bảng.</w:t>
       </w:r>
     </w:p>
     <w:p>
@@ -6529,7 +6529,7 @@
           <w:color w:val="A03010"/>
           <w:sz w:val="22"/>
         </w:rPr>
-        <w:t>⚠ IoU 0.1375 / F1 0.2240 — cao nhất trong các phương pháp chấm được, NHƯNG nhiễm bẩn hoàn toàn: checkpoint huấn luyện trên toàn bộ 45 cuốn sách của tập ground truth, nên mọi điểm số là điểm trên tập huấn luyện. Câu này phải nằm ngay cạnh bảng kết quả, không để ở phụ lục (mục 7.2). Ca thất bại điển hình: EvaLady/006, IoU = 0, 310.000 pixel dương tính giả.</w:t>
+        <w:t>⚠ IoU 0.1375 / F1 0.2240 — cao nhất trong các phương pháp chấm được, NHƯNG nhiễm bẩn hoàn toàn: checkpoint huấn luyện trên toàn bộ 45 cuốn sách của tập ground truth, nên mọi điểm số là điểm trên tập huấn luyện. Câu này phải nằm ngay cạnh bảng kết quả, không để ở phụ lục (Phụ lục A.2). Ca thất bại điển hình: EvaLady/006, IoU = 0, 310.000 pixel dương tính giả.</w:t>
       </w:r>
     </w:p>
     <w:p>
@@ -6998,7 +6998,7 @@
           <w:color w:val="A03010"/>
           <w:sz w:val="22"/>
         </w:rPr>
-        <w:t>⚠ Nhận xét theo đúng năm tiêu chí của đề cương: mức độ xóa hoàn toàn văn bản; mức độ bỏ sót; mức độ xóa nhầm vùng nền; độ tự nhiên vùng sau inpainting; artifact/viền/nhiễu. 60 ảnh board (3 phương pháp × 4 quy tắc × 5 trang). Board KHÔNG được chứa ground truth (mục 7.3).</w:t>
+        <w:t>⚠ Nhận xét theo đúng năm tiêu chí của đề cương: mức độ xóa hoàn toàn văn bản; mức độ bỏ sót; mức độ xóa nhầm vùng nền; độ tự nhiên vùng sau inpainting; artifact/viền/nhiễu. 60 ảnh board (3 phương pháp × 4 quy tắc × 5 trang). Board KHÔNG được chứa ground truth (Phụ lục A.3).</w:t>
       </w:r>
     </w:p>
     <w:p>
@@ -7749,7 +7749,7 @@
           <w:color w:val="A03010"/>
           <w:sz w:val="22"/>
         </w:rPr>
-        <w:t>⚠ Ghi TÊN biến môi trường chứa khoá (ANTHROPIC_API_KEY, ANTHROPIC_AUTH_TOKEN, MANGA_TRANSLATE_API_KEY) — tuyệt đối không ghi giá trị khoá (mục 7.5). Ghi nhận các vùng/ảnh lỗi, không che.</w:t>
+        <w:t>⚠ Ghi TÊN biến môi trường chứa khoá (ANTHROPIC_API_KEY, ANTHROPIC_AUTH_TOKEN, MANGA_TRANSLATE_API_KEY) — tuyệt đối không ghi giá trị khoá (Phụ lục A.5). Ghi nhận các vùng/ảnh lỗi, không che.</w:t>
       </w:r>
     </w:p>
     <w:tbl>
@@ -8834,6 +8834,820 @@
           <w:sz w:val="26"/>
         </w:rPr>
         <w:t>[8] Gonzalez, R. C., Woods, R. E. Digital Image Processing. — Phần 2.2.</w:t>
+      </w:r>
+    </w:p>
+    <w:p>
+      <w:pPr>
+        <w:pStyle w:val="2"/>
+        <w:pageBreakBefore/>
+        <w:spacing w:before="240" w:after="120" w:line="312" w:lineRule="auto"/>
+      </w:pPr>
+      <w:r>
+        <w:rPr>
+          <w:rFonts w:ascii="Times New Roman" w:hAnsi="Times New Roman" w:cs="Times New Roman" w:eastAsia="Times New Roman"/>
+          <w:b/>
+          <w:i w:val="0"/>
+          <w:color w:val="000000"/>
+          <w:sz w:val="30"/>
+        </w:rPr>
+        <w:t>PHỤ LỤC A. VIỆC PHẢI NÓI THẬT — KHÔNG ĐƯỢC CHE, KHÔNG ĐƯỢC BỊA</w:t>
+      </w:r>
+    </w:p>
+    <w:p>
+      <w:pPr>
+        <w:spacing w:after="120"/>
+      </w:pPr>
+      <w:r>
+        <w:rPr>
+          <w:rFonts w:ascii="Times New Roman" w:hAnsi="Times New Roman" w:cs="Times New Roman" w:eastAsia="Times New Roman"/>
+          <w:b w:val="0"/>
+          <w:i/>
+          <w:color w:val="606060"/>
+          <w:sz w:val="22"/>
+        </w:rPr>
+        <w:t>Đọc mục này trước khi viết bất cứ phần nào. Bốn điểm dưới đây là điểm mạnh của báo cáo nếu trình bày trung thực, và là gian lận học thuật nếu bị làm mờ. Phụ lục này KHÔNG in vào báo cáo nộp — nó là danh sách rà soát.</w:t>
+      </w:r>
+    </w:p>
+    <w:p>
+      <w:pPr>
+        <w:pStyle w:val="3"/>
+        <w:pageBreakBefore w:val="0"/>
+        <w:spacing w:before="240" w:after="120" w:line="312" w:lineRule="auto"/>
+      </w:pPr>
+      <w:r>
+        <w:rPr>
+          <w:rFonts w:ascii="Times New Roman" w:hAnsi="Times New Roman" w:cs="Times New Roman" w:eastAsia="Times New Roman"/>
+          <w:b/>
+          <w:i w:val="0"/>
+          <w:color w:val="000000"/>
+          <w:sz w:val="28"/>
+        </w:rPr>
+        <w:t>A.1. Manga-Text-Segmentation không có điểm</w:t>
+      </w:r>
+    </w:p>
+    <w:p>
+      <w:pPr>
+        <w:spacing w:after="40"/>
+      </w:pPr>
+      <w:r>
+        <w:rPr>
+          <w:rFonts w:ascii="Times New Roman" w:hAnsi="Times New Roman" w:cs="Times New Roman" w:eastAsia="Times New Roman"/>
+          <w:b w:val="0"/>
+          <w:i/>
+          <w:color w:val="606060"/>
+          <w:sz w:val="22"/>
+        </w:rPr>
+        <w:t>Người viết: [TV4]   ·   Nguồn: benchmark/availability.json; REISSUE.md</w:t>
+      </w:r>
+    </w:p>
+    <w:p>
+      <w:pPr>
+        <w:spacing w:after="120"/>
+      </w:pPr>
+      <w:r>
+        <w:rPr>
+          <w:rFonts w:ascii="Times New Roman" w:hAnsi="Times New Roman" w:cs="Times New Roman" w:eastAsia="Times New Roman"/>
+          <w:b w:val="0"/>
+          <w:i/>
+          <w:color w:val="A03010"/>
+          <w:sz w:val="22"/>
+        </w:rPr>
+        <w:t>⚠ Phương pháp KHÔNG chấm được, lý do là thiếu checkpoint. KHÔNG được suy diễn từ kết quả Colab thăm dò, KHÔNG được lấy số từ nguồn khác, KHÔNG được bỏ dòng này khỏi bảng. Ghi trạng thái unavailable và lý do.</w:t>
+      </w:r>
+    </w:p>
+    <w:p>
+      <w:pPr>
+        <w:pStyle w:val="3"/>
+        <w:pageBreakBefore w:val="0"/>
+        <w:spacing w:before="240" w:after="120" w:line="312" w:lineRule="auto"/>
+      </w:pPr>
+      <w:r>
+        <w:rPr>
+          <w:rFonts w:ascii="Times New Roman" w:hAnsi="Times New Roman" w:cs="Times New Roman" w:eastAsia="Times New Roman"/>
+          <w:b/>
+          <w:i w:val="0"/>
+          <w:color w:val="000000"/>
+          <w:sz w:val="28"/>
+        </w:rPr>
+        <w:t>A.2. UNet++ EfficientNetV2 nhiễm bẩn hoàn toàn</w:t>
+      </w:r>
+    </w:p>
+    <w:p>
+      <w:pPr>
+        <w:spacing w:after="40"/>
+      </w:pPr>
+      <w:r>
+        <w:rPr>
+          <w:rFonts w:ascii="Times New Roman" w:hAnsi="Times New Roman" w:cs="Times New Roman" w:eastAsia="Times New Roman"/>
+          <w:b w:val="0"/>
+          <w:i/>
+          <w:color w:val="606060"/>
+          <w:sz w:val="22"/>
+        </w:rPr>
+        <w:t>Người viết: [TV3]   ·   Nguồn: deliverables/spec002/unetpp-efficientnetv2/</w:t>
+      </w:r>
+    </w:p>
+    <w:p>
+      <w:pPr>
+        <w:spacing w:after="120"/>
+      </w:pPr>
+      <w:r>
+        <w:rPr>
+          <w:rFonts w:ascii="Times New Roman" w:hAnsi="Times New Roman" w:cs="Times New Roman" w:eastAsia="Times New Roman"/>
+          <w:b w:val="0"/>
+          <w:i/>
+          <w:color w:val="A03010"/>
+          <w:sz w:val="22"/>
+        </w:rPr>
+        <w:t>⚠ Đây là phương pháp có điểm cao nhất VÀ là phương pháp duy nhất có công bố nhiễm bẩn ở mức nặng nhất: checkpoint được huấn luyện trên toàn bộ 45 cuốn sách của tập ground truth. Mọi điểm số của nó LÀ điểm trên tập huấn luyện. Phải viết câu này ngay cạnh bảng kết quả, không được để ở phụ lục.</w:t>
+      </w:r>
+    </w:p>
+    <w:p>
+      <w:pPr>
+        <w:pStyle w:val="3"/>
+        <w:pageBreakBefore w:val="0"/>
+        <w:spacing w:before="240" w:after="120" w:line="312" w:lineRule="auto"/>
+      </w:pPr>
+      <w:r>
+        <w:rPr>
+          <w:rFonts w:ascii="Times New Roman" w:hAnsi="Times New Roman" w:cs="Times New Roman" w:eastAsia="Times New Roman"/>
+          <w:b/>
+          <w:i w:val="0"/>
+          <w:color w:val="000000"/>
+          <w:sz w:val="28"/>
+        </w:rPr>
+        <w:t>A.3. Không có ground truth trong bất kỳ hình nào</w:t>
+      </w:r>
+    </w:p>
+    <w:p>
+      <w:pPr>
+        <w:spacing w:after="40"/>
+      </w:pPr>
+      <w:r>
+        <w:rPr>
+          <w:rFonts w:ascii="Times New Roman" w:hAnsi="Times New Roman" w:cs="Times New Roman" w:eastAsia="Times New Roman"/>
+          <w:b w:val="0"/>
+          <w:i/>
+          <w:color w:val="606060"/>
+          <w:sz w:val="22"/>
+        </w:rPr>
+        <w:t>Người viết: [TV2][TV3]   ·   Nguồn: outputs/inpainting/spec003-main/boards/</w:t>
+      </w:r>
+    </w:p>
+    <w:p>
+      <w:pPr>
+        <w:spacing w:after="120"/>
+      </w:pPr>
+      <w:r>
+        <w:rPr>
+          <w:rFonts w:ascii="Times New Roman" w:hAnsi="Times New Roman" w:cs="Times New Roman" w:eastAsia="Times New Roman"/>
+          <w:b w:val="0"/>
+          <w:i/>
+          <w:color w:val="A03010"/>
+          <w:sz w:val="22"/>
+        </w:rPr>
+        <w:t>⚠ Mask dự đoán là mask duy nhất được mở. Board, hình so sánh, ảnh minh họa KHÔNG được chứa ground truth. Không có chế độ GT-assisted.</w:t>
+      </w:r>
+    </w:p>
+    <w:p>
+      <w:pPr>
+        <w:pStyle w:val="3"/>
+        <w:pageBreakBefore w:val="0"/>
+        <w:spacing w:before="240" w:after="120" w:line="312" w:lineRule="auto"/>
+      </w:pPr>
+      <w:r>
+        <w:rPr>
+          <w:rFonts w:ascii="Times New Roman" w:hAnsi="Times New Roman" w:cs="Times New Roman" w:eastAsia="Times New Roman"/>
+          <w:b/>
+          <w:i w:val="0"/>
+          <w:color w:val="000000"/>
+          <w:sz w:val="28"/>
+        </w:rPr>
+        <w:t>A.4. Quy tắc manual_artifact_flags trả về rỗng</w:t>
+      </w:r>
+    </w:p>
+    <w:p>
+      <w:pPr>
+        <w:spacing w:after="40"/>
+      </w:pPr>
+      <w:r>
+        <w:rPr>
+          <w:rFonts w:ascii="Times New Roman" w:hAnsi="Times New Roman" w:cs="Times New Roman" w:eastAsia="Times New Roman"/>
+          <w:b w:val="0"/>
+          <w:i/>
+          <w:color w:val="606060"/>
+          <w:sz w:val="22"/>
+        </w:rPr>
+        <w:t>Người viết: [TV2]   ·   Nguồn: outputs/inpainting/spec003-main/selection.json</w:t>
+      </w:r>
+    </w:p>
+    <w:p>
+      <w:pPr>
+        <w:spacing w:after="120"/>
+      </w:pPr>
+      <w:r>
+        <w:rPr>
+          <w:rFonts w:ascii="Times New Roman" w:hAnsi="Times New Roman" w:cs="Times New Roman" w:eastAsia="Times New Roman"/>
+          <w:b w:val="0"/>
+          <w:i/>
+          <w:color w:val="A03010"/>
+          <w:sz w:val="22"/>
+        </w:rPr>
+        <w:t>⚠ selection.json ghi manual_artifact_flags với shortfall: 5 — tức KHÔNG có trang nào được gắn cờ thủ công. Nếu phần đánh giá định tính có nhắc tới quy tắc này thì phải nói rõ nó chưa được thực hiện, KHÔNG được viết như thể đã có kết quả.</w:t>
+      </w:r>
+    </w:p>
+    <w:p>
+      <w:pPr>
+        <w:pStyle w:val="3"/>
+        <w:pageBreakBefore w:val="0"/>
+        <w:spacing w:before="240" w:after="120" w:line="312" w:lineRule="auto"/>
+      </w:pPr>
+      <w:r>
+        <w:rPr>
+          <w:rFonts w:ascii="Times New Roman" w:hAnsi="Times New Roman" w:cs="Times New Roman" w:eastAsia="Times New Roman"/>
+          <w:b/>
+          <w:i w:val="0"/>
+          <w:color w:val="000000"/>
+          <w:sz w:val="28"/>
+        </w:rPr>
+        <w:t>A.5. Không ghi giá trị khoá API</w:t>
+      </w:r>
+    </w:p>
+    <w:p>
+      <w:pPr>
+        <w:spacing w:after="40"/>
+      </w:pPr>
+      <w:r>
+        <w:rPr>
+          <w:rFonts w:ascii="Times New Roman" w:hAnsi="Times New Roman" w:cs="Times New Roman" w:eastAsia="Times New Roman"/>
+          <w:b w:val="0"/>
+          <w:i/>
+          <w:color w:val="606060"/>
+          <w:sz w:val="22"/>
+        </w:rPr>
+        <w:t>Người viết: [TV3]   ·   Nguồn: outputs/translation/*/run.json</w:t>
+      </w:r>
+    </w:p>
+    <w:p>
+      <w:pPr>
+        <w:spacing w:after="120"/>
+      </w:pPr>
+      <w:r>
+        <w:rPr>
+          <w:rFonts w:ascii="Times New Roman" w:hAnsi="Times New Roman" w:cs="Times New Roman" w:eastAsia="Times New Roman"/>
+          <w:b w:val="0"/>
+          <w:i/>
+          <w:color w:val="A03010"/>
+          <w:sz w:val="22"/>
+        </w:rPr>
+        <w:t>⚠ Run record ghi TÊN biến môi trường (ANTHROPIC_API_KEY, ANTHROPIC_AUTH_TOKEN, MANGA_TRANSLATE_API_KEY). Giá trị khoá KHÔNG được xuất hiện ở bất kỳ đâu trong báo cáo, hình, hay phụ lục.</w:t>
+      </w:r>
+    </w:p>
+    <w:p>
+      <w:pPr>
+        <w:pStyle w:val="3"/>
+        <w:pageBreakBefore w:val="0"/>
+        <w:spacing w:before="240" w:after="120" w:line="312" w:lineRule="auto"/>
+      </w:pPr>
+      <w:r>
+        <w:rPr>
+          <w:rFonts w:ascii="Times New Roman" w:hAnsi="Times New Roman" w:cs="Times New Roman" w:eastAsia="Times New Roman"/>
+          <w:b/>
+          <w:i w:val="0"/>
+          <w:color w:val="000000"/>
+          <w:sz w:val="28"/>
+        </w:rPr>
+        <w:t>A.6. Không nêu data/no-need-to-read/ như một phần dữ liệu</w:t>
+      </w:r>
+    </w:p>
+    <w:p>
+      <w:pPr>
+        <w:spacing w:after="40"/>
+      </w:pPr>
+      <w:r>
+        <w:rPr>
+          <w:rFonts w:ascii="Times New Roman" w:hAnsi="Times New Roman" w:cs="Times New Roman" w:eastAsia="Times New Roman"/>
+          <w:b w:val="0"/>
+          <w:i/>
+          <w:color w:val="606060"/>
+          <w:sz w:val="22"/>
+        </w:rPr>
+        <w:t>Người viết: [TV1]   ·   Nguồn: —</w:t>
+      </w:r>
+    </w:p>
+    <w:p>
+      <w:pPr>
+        <w:spacing w:after="120"/>
+      </w:pPr>
+      <w:r>
+        <w:rPr>
+          <w:rFonts w:ascii="Times New Roman" w:hAnsi="Times New Roman" w:cs="Times New Roman" w:eastAsia="Times New Roman"/>
+          <w:b w:val="0"/>
+          <w:i/>
+          <w:color w:val="A03010"/>
+          <w:sz w:val="22"/>
+        </w:rPr>
+        <w:t>⚠ Thư mục này nằm ngoài phạm vi xử lý. Chỉ nhắc một câu ở Phần 4.1 nếu cần, và nói rõ nó KHÔNG được đọc.</w:t>
+      </w:r>
+    </w:p>
+    <w:p>
+      <w:pPr>
+        <w:pStyle w:val="2"/>
+        <w:pageBreakBefore/>
+        <w:spacing w:before="240" w:after="120" w:line="312" w:lineRule="auto"/>
+      </w:pPr>
+      <w:r>
+        <w:rPr>
+          <w:rFonts w:ascii="Times New Roman" w:hAnsi="Times New Roman" w:cs="Times New Roman" w:eastAsia="Times New Roman"/>
+          <w:b/>
+          <w:i w:val="0"/>
+          <w:color w:val="000000"/>
+          <w:sz w:val="30"/>
+        </w:rPr>
+        <w:t>PHỤ LỤC B. NHỊP LÀM VIỆC ĐỀ XUẤT</w:t>
+      </w:r>
+    </w:p>
+    <w:tbl>
+      <w:tblPr>
+        <w:tblStyle w:val="36"/>
+        <w:tblW w:type="auto" w:w="0"/>
+        <w:tblLook w:firstColumn="1" w:firstRow="1" w:lastColumn="0" w:lastRow="0" w:noHBand="0" w:noVBand="1" w:val="04A0"/>
+      </w:tblPr>
+      <w:tblGrid>
+        <w:gridCol w:w="3024"/>
+        <w:gridCol w:w="3024"/>
+        <w:gridCol w:w="3024"/>
+      </w:tblGrid>
+      <w:tr>
+        <w:tc>
+          <w:tcPr>
+            <w:tcW w:type="dxa" w:w="3024"/>
+          </w:tcPr>
+          <w:p>
+            <w:pPr>
+              <w:spacing w:after="40" w:line="240" w:lineRule="auto"/>
+            </w:pPr>
+            <w:r/>
+            <w:r>
+              <w:rPr>
+                <w:rFonts w:ascii="Times New Roman" w:hAnsi="Times New Roman" w:cs="Times New Roman" w:eastAsia="Times New Roman"/>
+                <w:b/>
+                <w:sz w:val="24"/>
+              </w:rPr>
+              <w:t>Mốc</w:t>
+            </w:r>
+          </w:p>
+        </w:tc>
+        <w:tc>
+          <w:tcPr>
+            <w:tcW w:type="dxa" w:w="3024"/>
+          </w:tcPr>
+          <w:p>
+            <w:pPr>
+              <w:spacing w:after="40" w:line="240" w:lineRule="auto"/>
+            </w:pPr>
+            <w:r/>
+            <w:r>
+              <w:rPr>
+                <w:rFonts w:ascii="Times New Roman" w:hAnsi="Times New Roman" w:cs="Times New Roman" w:eastAsia="Times New Roman"/>
+                <w:b/>
+                <w:sz w:val="24"/>
+              </w:rPr>
+              <w:t>Việc</w:t>
+            </w:r>
+          </w:p>
+        </w:tc>
+        <w:tc>
+          <w:tcPr>
+            <w:tcW w:type="dxa" w:w="3024"/>
+          </w:tcPr>
+          <w:p>
+            <w:pPr>
+              <w:spacing w:after="40" w:line="240" w:lineRule="auto"/>
+            </w:pPr>
+            <w:r/>
+            <w:r>
+              <w:rPr>
+                <w:rFonts w:ascii="Times New Roman" w:hAnsi="Times New Roman" w:cs="Times New Roman" w:eastAsia="Times New Roman"/>
+                <w:b/>
+                <w:sz w:val="24"/>
+              </w:rPr>
+              <w:t>Ai</w:t>
+            </w:r>
+          </w:p>
+        </w:tc>
+      </w:tr>
+      <w:tr>
+        <w:tc>
+          <w:tcPr>
+            <w:tcW w:type="dxa" w:w="3024"/>
+          </w:tcPr>
+          <w:p>
+            <w:pPr>
+              <w:spacing w:after="40" w:line="240" w:lineRule="auto"/>
+            </w:pPr>
+            <w:r/>
+            <w:r>
+              <w:rPr>
+                <w:rFonts w:ascii="Times New Roman" w:hAnsi="Times New Roman" w:cs="Times New Roman" w:eastAsia="Times New Roman"/>
+                <w:sz w:val="24"/>
+              </w:rPr>
+              <w:t>Ngày 1–2</w:t>
+            </w:r>
+          </w:p>
+        </w:tc>
+        <w:tc>
+          <w:tcPr>
+            <w:tcW w:type="dxa" w:w="3024"/>
+          </w:tcPr>
+          <w:p>
+            <w:pPr>
+              <w:spacing w:after="40" w:line="240" w:lineRule="auto"/>
+            </w:pPr>
+            <w:r/>
+            <w:r>
+              <w:rPr>
+                <w:rFonts w:ascii="Times New Roman" w:hAnsi="Times New Roman" w:cs="Times New Roman" w:eastAsia="Times New Roman"/>
+                <w:sz w:val="24"/>
+              </w:rPr>
+              <w:t>Phần 2 (mỗi người viết phương pháp của mình)</w:t>
+            </w:r>
+          </w:p>
+        </w:tc>
+        <w:tc>
+          <w:tcPr>
+            <w:tcW w:type="dxa" w:w="3024"/>
+          </w:tcPr>
+          <w:p>
+            <w:pPr>
+              <w:spacing w:after="40" w:line="240" w:lineRule="auto"/>
+            </w:pPr>
+            <w:r/>
+            <w:r>
+              <w:rPr>
+                <w:rFonts w:ascii="Times New Roman" w:hAnsi="Times New Roman" w:cs="Times New Roman" w:eastAsia="Times New Roman"/>
+                <w:sz w:val="24"/>
+              </w:rPr>
+              <w:t>cả bốn, song song</w:t>
+            </w:r>
+          </w:p>
+        </w:tc>
+      </w:tr>
+      <w:tr>
+        <w:tc>
+          <w:tcPr>
+            <w:tcW w:type="dxa" w:w="3024"/>
+          </w:tcPr>
+          <w:p>
+            <w:pPr>
+              <w:spacing w:after="40" w:line="240" w:lineRule="auto"/>
+            </w:pPr>
+            <w:r/>
+            <w:r>
+              <w:rPr>
+                <w:rFonts w:ascii="Times New Roman" w:hAnsi="Times New Roman" w:cs="Times New Roman" w:eastAsia="Times New Roman"/>
+                <w:sz w:val="24"/>
+              </w:rPr>
+              <w:t>Ngày 2–3</w:t>
+            </w:r>
+          </w:p>
+        </w:tc>
+        <w:tc>
+          <w:tcPr>
+            <w:tcW w:type="dxa" w:w="3024"/>
+          </w:tcPr>
+          <w:p>
+            <w:pPr>
+              <w:spacing w:after="40" w:line="240" w:lineRule="auto"/>
+            </w:pPr>
+            <w:r/>
+            <w:r>
+              <w:rPr>
+                <w:rFonts w:ascii="Times New Roman" w:hAnsi="Times New Roman" w:cs="Times New Roman" w:eastAsia="Times New Roman"/>
+                <w:sz w:val="24"/>
+              </w:rPr>
+              <w:t>Phần 3.4 [TV4], 3.5 [TV2], 3.6 [TV3]</w:t>
+            </w:r>
+          </w:p>
+        </w:tc>
+        <w:tc>
+          <w:tcPr>
+            <w:tcW w:type="dxa" w:w="3024"/>
+          </w:tcPr>
+          <w:p>
+            <w:pPr>
+              <w:spacing w:after="40" w:line="240" w:lineRule="auto"/>
+            </w:pPr>
+            <w:r/>
+            <w:r>
+              <w:rPr>
+                <w:rFonts w:ascii="Times New Roman" w:hAnsi="Times New Roman" w:cs="Times New Roman" w:eastAsia="Times New Roman"/>
+                <w:sz w:val="24"/>
+              </w:rPr>
+              <w:t>TV4, TV2, TV3</w:t>
+            </w:r>
+          </w:p>
+        </w:tc>
+      </w:tr>
+      <w:tr>
+        <w:tc>
+          <w:tcPr>
+            <w:tcW w:type="dxa" w:w="3024"/>
+          </w:tcPr>
+          <w:p>
+            <w:pPr>
+              <w:spacing w:after="40" w:line="240" w:lineRule="auto"/>
+            </w:pPr>
+            <w:r/>
+            <w:r>
+              <w:rPr>
+                <w:rFonts w:ascii="Times New Roman" w:hAnsi="Times New Roman" w:cs="Times New Roman" w:eastAsia="Times New Roman"/>
+                <w:sz w:val="24"/>
+              </w:rPr>
+              <w:t>Ngày 3–4</w:t>
+            </w:r>
+          </w:p>
+        </w:tc>
+        <w:tc>
+          <w:tcPr>
+            <w:tcW w:type="dxa" w:w="3024"/>
+          </w:tcPr>
+          <w:p>
+            <w:pPr>
+              <w:spacing w:after="40" w:line="240" w:lineRule="auto"/>
+            </w:pPr>
+            <w:r/>
+            <w:r>
+              <w:rPr>
+                <w:rFonts w:ascii="Times New Roman" w:hAnsi="Times New Roman" w:cs="Times New Roman" w:eastAsia="Times New Roman"/>
+                <w:sz w:val="24"/>
+              </w:rPr>
+              <w:t>Phần 4.4 mỗi người một mục; 4.5.2 board</w:t>
+            </w:r>
+          </w:p>
+        </w:tc>
+        <w:tc>
+          <w:tcPr>
+            <w:tcW w:type="dxa" w:w="3024"/>
+          </w:tcPr>
+          <w:p>
+            <w:pPr>
+              <w:spacing w:after="40" w:line="240" w:lineRule="auto"/>
+            </w:pPr>
+            <w:r/>
+            <w:r>
+              <w:rPr>
+                <w:rFonts w:ascii="Times New Roman" w:hAnsi="Times New Roman" w:cs="Times New Roman" w:eastAsia="Times New Roman"/>
+                <w:sz w:val="24"/>
+              </w:rPr>
+              <w:t>TV4, TV2, TV3</w:t>
+            </w:r>
+          </w:p>
+        </w:tc>
+      </w:tr>
+      <w:tr>
+        <w:tc>
+          <w:tcPr>
+            <w:tcW w:type="dxa" w:w="3024"/>
+          </w:tcPr>
+          <w:p>
+            <w:pPr>
+              <w:spacing w:after="40" w:line="240" w:lineRule="auto"/>
+            </w:pPr>
+            <w:r/>
+            <w:r>
+              <w:rPr>
+                <w:rFonts w:ascii="Times New Roman" w:hAnsi="Times New Roman" w:cs="Times New Roman" w:eastAsia="Times New Roman"/>
+                <w:sz w:val="24"/>
+              </w:rPr>
+              <w:t>Ngày 4–5</w:t>
+            </w:r>
+          </w:p>
+        </w:tc>
+        <w:tc>
+          <w:tcPr>
+            <w:tcW w:type="dxa" w:w="3024"/>
+          </w:tcPr>
+          <w:p>
+            <w:pPr>
+              <w:spacing w:after="40" w:line="240" w:lineRule="auto"/>
+            </w:pPr>
+            <w:r/>
+            <w:r>
+              <w:rPr>
+                <w:rFonts w:ascii="Times New Roman" w:hAnsi="Times New Roman" w:cs="Times New Roman" w:eastAsia="Times New Roman"/>
+                <w:sz w:val="24"/>
+              </w:rPr>
+              <w:t>Phần 4.6 [TV3]; Phần 1 + 4.1 + 4.3 + 4.7 [TV1]</w:t>
+            </w:r>
+          </w:p>
+        </w:tc>
+        <w:tc>
+          <w:tcPr>
+            <w:tcW w:type="dxa" w:w="3024"/>
+          </w:tcPr>
+          <w:p>
+            <w:pPr>
+              <w:spacing w:after="40" w:line="240" w:lineRule="auto"/>
+            </w:pPr>
+            <w:r/>
+            <w:r>
+              <w:rPr>
+                <w:rFonts w:ascii="Times New Roman" w:hAnsi="Times New Roman" w:cs="Times New Roman" w:eastAsia="Times New Roman"/>
+                <w:sz w:val="24"/>
+              </w:rPr>
+              <w:t>TV3, TV1</w:t>
+            </w:r>
+          </w:p>
+        </w:tc>
+      </w:tr>
+      <w:tr>
+        <w:tc>
+          <w:tcPr>
+            <w:tcW w:type="dxa" w:w="3024"/>
+          </w:tcPr>
+          <w:p>
+            <w:pPr>
+              <w:spacing w:after="40" w:line="240" w:lineRule="auto"/>
+            </w:pPr>
+            <w:r/>
+            <w:r>
+              <w:rPr>
+                <w:rFonts w:ascii="Times New Roman" w:hAnsi="Times New Roman" w:cs="Times New Roman" w:eastAsia="Times New Roman"/>
+                <w:sz w:val="24"/>
+              </w:rPr>
+              <w:t>Ngày 5</w:t>
+            </w:r>
+          </w:p>
+        </w:tc>
+        <w:tc>
+          <w:tcPr>
+            <w:tcW w:type="dxa" w:w="3024"/>
+          </w:tcPr>
+          <w:p>
+            <w:pPr>
+              <w:spacing w:after="40" w:line="240" w:lineRule="auto"/>
+            </w:pPr>
+            <w:r/>
+            <w:r>
+              <w:rPr>
+                <w:rFonts w:ascii="Times New Roman" w:hAnsi="Times New Roman" w:cs="Times New Roman" w:eastAsia="Times New Roman"/>
+                <w:sz w:val="24"/>
+              </w:rPr>
+              <w:t>Phần 5 — mỗi người gửi gạch đầu dòng, TV1 gộp</w:t>
+            </w:r>
+          </w:p>
+        </w:tc>
+        <w:tc>
+          <w:tcPr>
+            <w:tcW w:type="dxa" w:w="3024"/>
+          </w:tcPr>
+          <w:p>
+            <w:pPr>
+              <w:spacing w:after="40" w:line="240" w:lineRule="auto"/>
+            </w:pPr>
+            <w:r/>
+            <w:r>
+              <w:rPr>
+                <w:rFonts w:ascii="Times New Roman" w:hAnsi="Times New Roman" w:cs="Times New Roman" w:eastAsia="Times New Roman"/>
+                <w:sz w:val="24"/>
+              </w:rPr>
+              <w:t>cả bốn</w:t>
+            </w:r>
+          </w:p>
+        </w:tc>
+      </w:tr>
+      <w:tr>
+        <w:tc>
+          <w:tcPr>
+            <w:tcW w:type="dxa" w:w="3024"/>
+          </w:tcPr>
+          <w:p>
+            <w:pPr>
+              <w:spacing w:after="40" w:line="240" w:lineRule="auto"/>
+            </w:pPr>
+            <w:r/>
+            <w:r>
+              <w:rPr>
+                <w:rFonts w:ascii="Times New Roman" w:hAnsi="Times New Roman" w:cs="Times New Roman" w:eastAsia="Times New Roman"/>
+                <w:sz w:val="24"/>
+              </w:rPr>
+              <w:t>Ngày 6</w:t>
+            </w:r>
+          </w:p>
+        </w:tc>
+        <w:tc>
+          <w:tcPr>
+            <w:tcW w:type="dxa" w:w="3024"/>
+          </w:tcPr>
+          <w:p>
+            <w:pPr>
+              <w:spacing w:after="40" w:line="240" w:lineRule="auto"/>
+            </w:pPr>
+            <w:r/>
+            <w:r>
+              <w:rPr>
+                <w:rFonts w:ascii="Times New Roman" w:hAnsi="Times New Roman" w:cs="Times New Roman" w:eastAsia="Times New Roman"/>
+                <w:sz w:val="24"/>
+              </w:rPr>
+              <w:t>Mục lục, danh mục, danh sách hình/bảng, định dạng, rà mục A</w:t>
+            </w:r>
+          </w:p>
+        </w:tc>
+        <w:tc>
+          <w:tcPr>
+            <w:tcW w:type="dxa" w:w="3024"/>
+          </w:tcPr>
+          <w:p>
+            <w:pPr>
+              <w:spacing w:after="40" w:line="240" w:lineRule="auto"/>
+            </w:pPr>
+            <w:r/>
+            <w:r>
+              <w:rPr>
+                <w:rFonts w:ascii="Times New Roman" w:hAnsi="Times New Roman" w:cs="Times New Roman" w:eastAsia="Times New Roman"/>
+                <w:sz w:val="24"/>
+              </w:rPr>
+              <w:t>TV1</w:t>
+            </w:r>
+          </w:p>
+        </w:tc>
+      </w:tr>
+      <w:tr>
+        <w:tc>
+          <w:tcPr>
+            <w:tcW w:type="dxa" w:w="3024"/>
+          </w:tcPr>
+          <w:p>
+            <w:pPr>
+              <w:spacing w:after="40" w:line="240" w:lineRule="auto"/>
+            </w:pPr>
+            <w:r/>
+            <w:r>
+              <w:rPr>
+                <w:rFonts w:ascii="Times New Roman" w:hAnsi="Times New Roman" w:cs="Times New Roman" w:eastAsia="Times New Roman"/>
+                <w:sz w:val="24"/>
+              </w:rPr>
+              <w:t>Ngày 6</w:t>
+            </w:r>
+          </w:p>
+        </w:tc>
+        <w:tc>
+          <w:tcPr>
+            <w:tcW w:type="dxa" w:w="3024"/>
+          </w:tcPr>
+          <w:p>
+            <w:pPr>
+              <w:spacing w:after="40" w:line="240" w:lineRule="auto"/>
+            </w:pPr>
+            <w:r/>
+            <w:r>
+              <w:rPr>
+                <w:rFonts w:ascii="Times New Roman" w:hAnsi="Times New Roman" w:cs="Times New Roman" w:eastAsia="Times New Roman"/>
+                <w:sz w:val="24"/>
+              </w:rPr>
+              <w:t>PPT slides</w:t>
+            </w:r>
+          </w:p>
+        </w:tc>
+        <w:tc>
+          <w:tcPr>
+            <w:tcW w:type="dxa" w:w="3024"/>
+          </w:tcPr>
+          <w:p>
+            <w:pPr>
+              <w:spacing w:after="40" w:line="240" w:lineRule="auto"/>
+            </w:pPr>
+            <w:r/>
+            <w:r>
+              <w:rPr>
+                <w:rFonts w:ascii="Times New Roman" w:hAnsi="Times New Roman" w:cs="Times New Roman" w:eastAsia="Times New Roman"/>
+                <w:sz w:val="24"/>
+              </w:rPr>
+              <w:t>cả bốn, TV1 gộp</w:t>
+            </w:r>
+          </w:p>
+        </w:tc>
+      </w:tr>
+    </w:tbl>
+    <w:p>
+      <w:pPr>
+        <w:spacing w:after="120"/>
+      </w:pPr>
+    </w:p>
+    <w:p>
+      <w:pPr>
+        <w:spacing w:after="120"/>
+      </w:pPr>
+      <w:r>
+        <w:rPr>
+          <w:rFonts w:ascii="Times New Roman" w:hAnsi="Times New Roman" w:cs="Times New Roman" w:eastAsia="Times New Roman"/>
+          <w:b/>
+          <w:i w:val="0"/>
+          <w:color w:val="A03010"/>
+          <w:sz w:val="22"/>
+        </w:rPr>
+        <w:t>Chốt trước khi nộp: rà lại toàn báo cáo xem có câu nào vô tình khẳng định ưu thế của học sâu dựa trên điểm của UNet++ mà chưa kèm cảnh báo nhiễm bẩn. Đó là lỗi dễ mắc nhất và là lỗi nặng nhất.</w:t>
       </w:r>
     </w:p>
     <w:sectPr>
